--- a/01-嵌入式操作系统及应用/01-教案/嵌入式操作系统及应用-32.docx
+++ b/01-嵌入式操作系统及应用/01-教案/嵌入式操作系统及应用-32.docx
@@ -248,7 +248,6 @@
             <w:insideH w:val="single" w:color="auto" w:sz="4" w:space="0"/>
             <w:insideV w:val="single" w:color="auto" w:sz="4" w:space="0"/>
           </w:tblBorders>
-          <w:shd w:val="clear" w:color="auto" w:fill="FFFFFF"/>
           <w:tblCellMar>
             <w:top w:w="0" w:type="dxa"/>
             <w:left w:w="108" w:type="dxa"/>
@@ -572,27 +571,8 @@
               </w:rPr>
               <w:t>案例开发</w:t>
             </w:r>
-            <w:r>
-              <w:rPr>
-                <w:rFonts w:hint="eastAsia" w:ascii="宋体" w:hAnsi="宋体"/>
-                <w:lang w:val="en-US" w:eastAsia="zh-CN"/>
-              </w:rPr>
-              <w:t xml:space="preserve"> </w:t>
-            </w:r>
-            <w:r>
-              <w:rPr>
-                <w:rFonts w:ascii="Segoe UI" w:hAnsi="Segoe UI" w:eastAsia="Segoe UI" w:cs="Segoe UI"/>
-                <w:i w:val="0"/>
-                <w:iCs w:val="0"/>
-                <w:caps w:val="0"/>
-                <w:color w:val="40485B"/>
-                <w:spacing w:val="0"/>
-                <w:sz w:val="19"/>
-                <w:szCs w:val="19"/>
-                <w:shd w:val="clear" w:fill="FFFFFF"/>
-              </w:rPr>
-              <w:t>物联网</w:t>
-            </w:r>
+            <w:bookmarkStart w:id="0" w:name="_GoBack"/>
+            <w:bookmarkEnd w:id="0"/>
           </w:p>
           <w:p>
             <w:pPr>
@@ -717,7 +697,6 @@
                 <w:spacing w:val="0"/>
                 <w:sz w:val="17"/>
                 <w:szCs w:val="17"/>
-                <w:bdr w:val="none" w:color="auto" w:sz="0" w:space="0"/>
                 <w:shd w:val="clear" w:fill="F0F0F0"/>
               </w:rPr>
               <w:t>NetworkInit()</w:t>
@@ -747,7 +726,6 @@
                 <w:spacing w:val="0"/>
                 <w:sz w:val="17"/>
                 <w:szCs w:val="17"/>
-                <w:bdr w:val="none" w:color="auto" w:sz="0" w:space="0"/>
                 <w:shd w:val="clear" w:fill="F0F0F0"/>
               </w:rPr>
               <w:t>MQTTClientInit()</w:t>
@@ -777,7 +755,6 @@
                 <w:spacing w:val="0"/>
                 <w:sz w:val="17"/>
                 <w:szCs w:val="17"/>
-                <w:bdr w:val="none" w:color="auto" w:sz="0" w:space="0"/>
                 <w:shd w:val="clear" w:fill="F0F0F0"/>
               </w:rPr>
               <w:t>MQTTPublish()</w:t>
@@ -807,7 +784,6 @@
                 <w:spacing w:val="0"/>
                 <w:sz w:val="17"/>
                 <w:szCs w:val="17"/>
-                <w:bdr w:val="none" w:color="auto" w:sz="0" w:space="0"/>
                 <w:shd w:val="clear" w:fill="F0F0F0"/>
               </w:rPr>
               <w:t>MQTTSubscribe()</w:t>
@@ -986,7 +962,6 @@
                 <w:spacing w:val="0"/>
                 <w:sz w:val="17"/>
                 <w:szCs w:val="17"/>
-                <w:bdr w:val="none" w:color="auto" w:sz="0" w:space="0"/>
                 <w:shd w:val="clear" w:fill="F0F0F0"/>
               </w:rPr>
               <w:t>MQTTClientInit()</w:t>
@@ -1016,7 +991,6 @@
                 <w:spacing w:val="0"/>
                 <w:sz w:val="17"/>
                 <w:szCs w:val="17"/>
-                <w:bdr w:val="none" w:color="auto" w:sz="0" w:space="0"/>
                 <w:shd w:val="clear" w:fill="F0F0F0"/>
               </w:rPr>
               <w:t>messageArrived()</w:t>
@@ -1177,7 +1151,6 @@
                 <w:spacing w:val="0"/>
                 <w:sz w:val="17"/>
                 <w:szCs w:val="17"/>
-                <w:bdr w:val="none" w:color="auto" w:sz="0" w:space="0"/>
                 <w:shd w:val="clear" w:fill="F0F0F0"/>
               </w:rPr>
               <w:t>MQTT_DEVICES_PWD</w:t>
@@ -1263,7 +1236,6 @@
                 <w:spacing w:val="0"/>
                 <w:sz w:val="17"/>
                 <w:szCs w:val="17"/>
-                <w:bdr w:val="none" w:color="auto" w:sz="0" w:space="0"/>
                 <w:shd w:val="clear" w:fill="F0F0F0"/>
               </w:rPr>
               <w:t>mqttTask</w:t>
@@ -1293,7 +1265,6 @@
                 <w:spacing w:val="0"/>
                 <w:sz w:val="17"/>
                 <w:szCs w:val="17"/>
-                <w:bdr w:val="none" w:color="auto" w:sz="0" w:space="0"/>
                 <w:shd w:val="clear" w:fill="F0F0F0"/>
               </w:rPr>
               <w:t>mqttInit</w:t>
@@ -1323,7 +1294,6 @@
                 <w:spacing w:val="0"/>
                 <w:sz w:val="17"/>
                 <w:szCs w:val="17"/>
-                <w:bdr w:val="none" w:color="auto" w:sz="0" w:space="0"/>
                 <w:shd w:val="clear" w:fill="F0F0F0"/>
               </w:rPr>
               <w:t>messageArrived</w:t>
@@ -1409,7 +1379,6 @@
                 <w:spacing w:val="0"/>
                 <w:sz w:val="17"/>
                 <w:szCs w:val="17"/>
-                <w:bdr w:val="none" w:color="auto" w:sz="0" w:space="0"/>
                 <w:shd w:val="clear" w:fill="F0F0F0"/>
               </w:rPr>
               <w:t>DEVICE_ID</w:t>
@@ -1439,7 +1408,6 @@
                 <w:spacing w:val="0"/>
                 <w:sz w:val="17"/>
                 <w:szCs w:val="17"/>
-                <w:bdr w:val="none" w:color="auto" w:sz="0" w:space="0"/>
                 <w:shd w:val="clear" w:fill="F0F0F0"/>
               </w:rPr>
               <w:t>MQTT_DEVICES_PWD</w:t>
@@ -1497,7 +1465,6 @@
                 <w:spacing w:val="0"/>
                 <w:sz w:val="17"/>
                 <w:szCs w:val="17"/>
-                <w:bdr w:val="none" w:color="auto" w:sz="0" w:space="0"/>
                 <w:shd w:val="clear" w:fill="F0F0F0"/>
               </w:rPr>
               <w:t>cJSON_ParseWithLength()</w:t>
@@ -1557,7 +1524,6 @@
             <w:insideH w:val="single" w:color="auto" w:sz="4" w:space="0"/>
             <w:insideV w:val="single" w:color="auto" w:sz="4" w:space="0"/>
           </w:tblBorders>
-          <w:shd w:val="clear" w:color="auto" w:fill="FFFFFF"/>
           <w:tblCellMar>
             <w:top w:w="0" w:type="dxa"/>
             <w:left w:w="108" w:type="dxa"/>
@@ -1651,6 +1617,7 @@
             <w:insideH w:val="single" w:color="auto" w:sz="4" w:space="0"/>
             <w:insideV w:val="single" w:color="auto" w:sz="4" w:space="0"/>
           </w:tblBorders>
+          <w:shd w:val="clear" w:color="auto" w:fill="FFFFFF"/>
           <w:tblCellMar>
             <w:top w:w="0" w:type="dxa"/>
             <w:left w:w="108" w:type="dxa"/>
@@ -1779,6 +1746,7 @@
             <w:insideH w:val="single" w:color="auto" w:sz="4" w:space="0"/>
             <w:insideV w:val="single" w:color="auto" w:sz="4" w:space="0"/>
           </w:tblBorders>
+          <w:shd w:val="clear" w:color="auto" w:fill="FFFFFF"/>
           <w:tblCellMar>
             <w:top w:w="0" w:type="dxa"/>
             <w:left w:w="108" w:type="dxa"/>
@@ -1928,6 +1896,7 @@
             <w:insideH w:val="single" w:color="auto" w:sz="4" w:space="0"/>
             <w:insideV w:val="single" w:color="auto" w:sz="4" w:space="0"/>
           </w:tblBorders>
+          <w:shd w:val="clear" w:color="auto" w:fill="FFFFFF"/>
           <w:tblCellMar>
             <w:top w:w="0" w:type="dxa"/>
             <w:left w:w="108" w:type="dxa"/>
@@ -2067,6 +2036,7 @@
             <w:insideH w:val="single" w:color="auto" w:sz="4" w:space="0"/>
             <w:insideV w:val="single" w:color="auto" w:sz="4" w:space="0"/>
           </w:tblBorders>
+          <w:shd w:val="clear" w:color="auto" w:fill="FFFFFF"/>
           <w:tblCellMar>
             <w:top w:w="0" w:type="dxa"/>
             <w:left w:w="108" w:type="dxa"/>
@@ -2654,7 +2624,6 @@
                 <w:spacing w:val="0"/>
                 <w:sz w:val="17"/>
                 <w:szCs w:val="17"/>
-                <w:bdr w:val="none" w:color="auto" w:sz="0" w:space="0"/>
                 <w:shd w:val="clear" w:fill="F0F0F0"/>
               </w:rPr>
               <w:t>mqttTask</w:t>
@@ -2684,7 +2653,6 @@
                 <w:spacing w:val="0"/>
                 <w:sz w:val="17"/>
                 <w:szCs w:val="17"/>
-                <w:bdr w:val="none" w:color="auto" w:sz="0" w:space="0"/>
                 <w:shd w:val="clear" w:fill="F0F0F0"/>
               </w:rPr>
               <w:t>cJSON</w:t>
@@ -2742,7 +2710,6 @@
                 <w:spacing w:val="0"/>
                 <w:sz w:val="17"/>
                 <w:szCs w:val="17"/>
-                <w:bdr w:val="none" w:color="auto" w:sz="0" w:space="0"/>
                 <w:shd w:val="clear" w:fill="F0F0F0"/>
               </w:rPr>
               <w:t>MQTTPublish</w:t>
@@ -2772,7 +2739,6 @@
                 <w:spacing w:val="0"/>
                 <w:sz w:val="17"/>
                 <w:szCs w:val="17"/>
-                <w:bdr w:val="none" w:color="auto" w:sz="0" w:space="0"/>
                 <w:shd w:val="clear" w:fill="F0F0F0"/>
               </w:rPr>
               <w:t>MQTTSubscribe</w:t>
@@ -3527,7 +3493,6 @@
                 <w:spacing w:val="0"/>
                 <w:sz w:val="17"/>
                 <w:szCs w:val="17"/>
-                <w:bdr w:val="none" w:color="auto" w:sz="0" w:space="0"/>
                 <w:shd w:val="clear" w:fill="F0F0F0"/>
               </w:rPr>
               <w:t>DEVICE_ID</w:t>
@@ -3557,7 +3522,6 @@
                 <w:spacing w:val="0"/>
                 <w:sz w:val="17"/>
                 <w:szCs w:val="17"/>
-                <w:bdr w:val="none" w:color="auto" w:sz="0" w:space="0"/>
                 <w:shd w:val="clear" w:fill="F0F0F0"/>
               </w:rPr>
               <w:t>MQTT_DEVICES_PWD</w:t>
@@ -3615,7 +3579,6 @@
                 <w:spacing w:val="0"/>
                 <w:sz w:val="17"/>
                 <w:szCs w:val="17"/>
-                <w:bdr w:val="none" w:color="auto" w:sz="0" w:space="0"/>
                 <w:shd w:val="clear" w:fill="F0F0F0"/>
               </w:rPr>
               <w:t>DEVICE_ID</w:t>
@@ -3645,7 +3608,6 @@
                 <w:spacing w:val="0"/>
                 <w:sz w:val="17"/>
                 <w:szCs w:val="17"/>
-                <w:bdr w:val="none" w:color="auto" w:sz="0" w:space="0"/>
                 <w:shd w:val="clear" w:fill="F0F0F0"/>
               </w:rPr>
               <w:t>MQTT_DEVICES_PWD</w:t>
@@ -4025,7 +3987,6 @@
                 <w:spacing w:val="0"/>
                 <w:sz w:val="17"/>
                 <w:szCs w:val="17"/>
-                <w:bdr w:val="none" w:color="auto" w:sz="0" w:space="0"/>
                 <w:shd w:val="clear" w:fill="F0F0F0"/>
               </w:rPr>
               <w:t>DEVICE_ID</w:t>
@@ -4055,7 +4016,6 @@
                 <w:spacing w:val="0"/>
                 <w:sz w:val="17"/>
                 <w:szCs w:val="17"/>
-                <w:bdr w:val="none" w:color="auto" w:sz="0" w:space="0"/>
                 <w:shd w:val="clear" w:fill="F0F0F0"/>
               </w:rPr>
               <w:t>MQTT_DEVICES_PWD</w:t>
@@ -4141,7 +4101,6 @@
                 <w:spacing w:val="0"/>
                 <w:sz w:val="17"/>
                 <w:szCs w:val="17"/>
-                <w:bdr w:val="none" w:color="auto" w:sz="0" w:space="0"/>
                 <w:shd w:val="clear" w:fill="F0F0F0"/>
               </w:rPr>
               <w:t>SetWifiModeOn()</w:t>
@@ -4171,7 +4130,6 @@
                 <w:spacing w:val="0"/>
                 <w:sz w:val="17"/>
                 <w:szCs w:val="17"/>
-                <w:bdr w:val="none" w:color="auto" w:sz="0" w:space="0"/>
                 <w:shd w:val="clear" w:fill="F0F0F0"/>
               </w:rPr>
               <w:t>NetworkInit()</w:t>
@@ -4201,7 +4159,6 @@
                 <w:spacing w:val="0"/>
                 <w:sz w:val="17"/>
                 <w:szCs w:val="17"/>
-                <w:bdr w:val="none" w:color="auto" w:sz="0" w:space="0"/>
                 <w:shd w:val="clear" w:fill="F0F0F0"/>
               </w:rPr>
               <w:t>mqttInit()</w:t>
@@ -4259,7 +4216,6 @@
                 <w:spacing w:val="0"/>
                 <w:sz w:val="17"/>
                 <w:szCs w:val="17"/>
-                <w:bdr w:val="none" w:color="auto" w:sz="0" w:space="0"/>
                 <w:shd w:val="clear" w:fill="F0F0F0"/>
               </w:rPr>
               <w:t>MQTTPublish()</w:t>
@@ -4289,7 +4245,6 @@
                 <w:spacing w:val="0"/>
                 <w:sz w:val="17"/>
                 <w:szCs w:val="17"/>
-                <w:bdr w:val="none" w:color="auto" w:sz="0" w:space="0"/>
                 <w:shd w:val="clear" w:fill="F0F0F0"/>
               </w:rPr>
               <w:t>MQTTSubscribe()</w:t>
@@ -4319,7 +4274,6 @@
                 <w:spacing w:val="0"/>
                 <w:sz w:val="17"/>
                 <w:szCs w:val="17"/>
-                <w:bdr w:val="none" w:color="auto" w:sz="0" w:space="0"/>
                 <w:shd w:val="clear" w:fill="F0F0F0"/>
               </w:rPr>
               <w:t>messageArrived()</w:t>
@@ -4377,7 +4331,6 @@
                 <w:spacing w:val="0"/>
                 <w:sz w:val="17"/>
                 <w:szCs w:val="17"/>
-                <w:bdr w:val="none" w:color="auto" w:sz="0" w:space="0"/>
                 <w:shd w:val="clear" w:fill="F0F0F0"/>
               </w:rPr>
               <w:t>cJSON_ParseWithLength()</w:t>
@@ -4435,7 +4388,6 @@
                 <w:spacing w:val="0"/>
                 <w:sz w:val="17"/>
                 <w:szCs w:val="17"/>
-                <w:bdr w:val="none" w:color="auto" w:sz="0" w:space="0"/>
                 <w:shd w:val="clear" w:fill="F0F0F0"/>
               </w:rPr>
               <w:t>MQTTConnect()</w:t>
@@ -4811,7 +4763,6 @@
                 <w:spacing w:val="0"/>
                 <w:sz w:val="17"/>
                 <w:szCs w:val="17"/>
-                <w:bdr w:val="none" w:color="auto" w:sz="0" w:space="0"/>
                 <w:shd w:val="clear" w:fill="F0F0F0"/>
               </w:rPr>
               <w:t>PUBLISH_TOPIC</w:t>
@@ -4841,7 +4792,6 @@
                 <w:spacing w:val="0"/>
                 <w:sz w:val="17"/>
                 <w:szCs w:val="17"/>
-                <w:bdr w:val="none" w:color="auto" w:sz="0" w:space="0"/>
                 <w:shd w:val="clear" w:fill="F0F0F0"/>
               </w:rPr>
               <w:t>SUBCRIB_TOPIC</w:t>
@@ -4899,7 +4849,6 @@
                 <w:spacing w:val="0"/>
                 <w:sz w:val="17"/>
                 <w:szCs w:val="17"/>
-                <w:bdr w:val="none" w:color="auto" w:sz="0" w:space="0"/>
                 <w:shd w:val="clear" w:fill="F0F0F0"/>
               </w:rPr>
               <w:t>hwaddr</w:t>
@@ -4929,7 +4878,6 @@
                 <w:spacing w:val="0"/>
                 <w:sz w:val="17"/>
                 <w:szCs w:val="17"/>
-                <w:bdr w:val="none" w:color="auto" w:sz="0" w:space="0"/>
                 <w:shd w:val="clear" w:fill="F0F0F0"/>
               </w:rPr>
               <w:t>ROUTE_SSID</w:t>
@@ -4959,7 +4907,6 @@
                 <w:spacing w:val="0"/>
                 <w:sz w:val="17"/>
                 <w:szCs w:val="17"/>
-                <w:bdr w:val="none" w:color="auto" w:sz="0" w:space="0"/>
                 <w:shd w:val="clear" w:fill="F0F0F0"/>
               </w:rPr>
               <w:t>ROUTE_PASSWORD</w:t>
@@ -5353,7 +5300,6 @@
                 <w:spacing w:val="0"/>
                 <w:sz w:val="17"/>
                 <w:szCs w:val="17"/>
-                <w:bdr w:val="none" w:color="auto" w:sz="0" w:space="0"/>
                 <w:shd w:val="clear" w:fill="F0F0F0"/>
               </w:rPr>
               <w:t>TH_iot_cloud_example()</w:t>
@@ -5383,7 +5329,6 @@
                 <w:spacing w:val="0"/>
                 <w:sz w:val="17"/>
                 <w:szCs w:val="17"/>
-                <w:bdr w:val="none" w:color="auto" w:sz="0" w:space="0"/>
                 <w:shd w:val="clear" w:fill="F0F0F0"/>
               </w:rPr>
               <w:t>mqttTask</w:t>
@@ -5441,7 +5386,6 @@
                 <w:spacing w:val="0"/>
                 <w:sz w:val="17"/>
                 <w:szCs w:val="17"/>
-                <w:bdr w:val="none" w:color="auto" w:sz="0" w:space="0"/>
                 <w:shd w:val="clear" w:fill="F0F0F0"/>
               </w:rPr>
               <w:t>mqttInit()</w:t>
@@ -5471,7 +5415,6 @@
                 <w:spacing w:val="0"/>
                 <w:sz w:val="17"/>
                 <w:szCs w:val="17"/>
-                <w:bdr w:val="none" w:color="auto" w:sz="0" w:space="0"/>
                 <w:shd w:val="clear" w:fill="F0F0F0"/>
               </w:rPr>
               <w:t>goto begin</w:t>
@@ -5529,7 +5472,6 @@
                 <w:spacing w:val="0"/>
                 <w:sz w:val="17"/>
                 <w:szCs w:val="17"/>
-                <w:bdr w:val="none" w:color="auto" w:sz="0" w:space="0"/>
                 <w:shd w:val="clear" w:fill="F0F0F0"/>
               </w:rPr>
               <w:t>messageArrived()</w:t>
@@ -5559,7 +5501,6 @@
                 <w:spacing w:val="0"/>
                 <w:sz w:val="17"/>
                 <w:szCs w:val="17"/>
-                <w:bdr w:val="none" w:color="auto" w:sz="0" w:space="0"/>
                 <w:shd w:val="clear" w:fill="F0F0F0"/>
               </w:rPr>
               <w:t>MQTTPublish()</w:t>
@@ -5617,7 +5558,6 @@
                 <w:spacing w:val="0"/>
                 <w:sz w:val="17"/>
                 <w:szCs w:val="17"/>
-                <w:bdr w:val="none" w:color="auto" w:sz="0" w:space="0"/>
                 <w:shd w:val="clear" w:fill="F0F0F0"/>
               </w:rPr>
               <w:t>mqttTask</w:t>
@@ -5647,7 +5587,6 @@
                 <w:spacing w:val="0"/>
                 <w:sz w:val="17"/>
                 <w:szCs w:val="17"/>
-                <w:bdr w:val="none" w:color="auto" w:sz="0" w:space="0"/>
                 <w:shd w:val="clear" w:fill="F0F0F0"/>
               </w:rPr>
               <w:t>NetworkInit()</w:t>
@@ -5677,7 +5616,6 @@
                 <w:spacing w:val="0"/>
                 <w:sz w:val="17"/>
                 <w:szCs w:val="17"/>
-                <w:bdr w:val="none" w:color="auto" w:sz="0" w:space="0"/>
                 <w:shd w:val="clear" w:fill="F0F0F0"/>
               </w:rPr>
               <w:t>MQTTClientInit()</w:t>
@@ -5707,7 +5645,6 @@
                 <w:spacing w:val="0"/>
                 <w:sz w:val="17"/>
                 <w:szCs w:val="17"/>
-                <w:bdr w:val="none" w:color="auto" w:sz="0" w:space="0"/>
                 <w:shd w:val="clear" w:fill="F0F0F0"/>
               </w:rPr>
               <w:t>messageArrived()</w:t>
@@ -6135,7 +6072,6 @@
                 <w:spacing w:val="0"/>
                 <w:sz w:val="17"/>
                 <w:szCs w:val="17"/>
-                <w:bdr w:val="none" w:color="auto" w:sz="0" w:space="0"/>
                 <w:shd w:val="clear" w:fill="F0F0F0"/>
               </w:rPr>
               <w:t>DEVICE_ID</w:t>
@@ -6165,7 +6101,6 @@
                 <w:spacing w:val="0"/>
                 <w:sz w:val="17"/>
                 <w:szCs w:val="17"/>
-                <w:bdr w:val="none" w:color="auto" w:sz="0" w:space="0"/>
                 <w:shd w:val="clear" w:fill="F0F0F0"/>
               </w:rPr>
               <w:t>MQTT_DEVICES_PWD</w:t>
@@ -6195,7 +6130,6 @@
                 <w:spacing w:val="0"/>
                 <w:sz w:val="17"/>
                 <w:szCs w:val="17"/>
-                <w:bdr w:val="none" w:color="auto" w:sz="0" w:space="0"/>
                 <w:shd w:val="clear" w:fill="F0F0F0"/>
               </w:rPr>
               <w:t>hwaddr[5]=0x05</w:t>
@@ -6225,7 +6159,6 @@
                 <w:spacing w:val="0"/>
                 <w:sz w:val="17"/>
                 <w:szCs w:val="17"/>
-                <w:bdr w:val="none" w:color="auto" w:sz="0" w:space="0"/>
                 <w:shd w:val="clear" w:fill="F0F0F0"/>
               </w:rPr>
               <w:t>ROUTE_SSID</w:t>
@@ -6255,7 +6188,6 @@
                 <w:spacing w:val="0"/>
                 <w:sz w:val="17"/>
                 <w:szCs w:val="17"/>
-                <w:bdr w:val="none" w:color="auto" w:sz="0" w:space="0"/>
                 <w:shd w:val="clear" w:fill="F0F0F0"/>
               </w:rPr>
               <w:t>ROUTE_PASSWORD</w:t>
@@ -6313,7 +6245,6 @@
                 <w:spacing w:val="0"/>
                 <w:sz w:val="17"/>
                 <w:szCs w:val="17"/>
-                <w:bdr w:val="none" w:color="auto" w:sz="0" w:space="0"/>
                 <w:shd w:val="clear" w:fill="F0F0F0"/>
               </w:rPr>
               <w:t>DEVICE_ID</w:t>
@@ -6343,7 +6274,6 @@
                 <w:spacing w:val="0"/>
                 <w:sz w:val="17"/>
                 <w:szCs w:val="17"/>
-                <w:bdr w:val="none" w:color="auto" w:sz="0" w:space="0"/>
                 <w:shd w:val="clear" w:fill="F0F0F0"/>
               </w:rPr>
               <w:t>messageArrived()</w:t>
@@ -6856,7 +6786,6 @@
                 <w:spacing w:val="0"/>
                 <w:sz w:val="17"/>
                 <w:szCs w:val="17"/>
-                <w:bdr w:val="none" w:color="auto" w:sz="0" w:space="0"/>
                 <w:shd w:val="clear" w:fill="F0F0F0"/>
               </w:rPr>
               <w:t>DEVICE_ID</w:t>
@@ -6954,7 +6883,6 @@
                 <w:spacing w:val="0"/>
                 <w:sz w:val="17"/>
                 <w:szCs w:val="17"/>
-                <w:bdr w:val="none" w:color="auto" w:sz="0" w:space="0"/>
                 <w:shd w:val="clear" w:fill="F0F0F0"/>
               </w:rPr>
               <w:t>DEVICE_ID</w:t>
@@ -7677,8 +7605,6 @@
               </w:rPr>
               <w:t>提供全面复习资源，帮助学生查缺补漏，通过档案汇总实现个性化辅导。</w:t>
             </w:r>
-            <w:bookmarkStart w:id="0" w:name="_GoBack"/>
-            <w:bookmarkEnd w:id="0"/>
           </w:p>
         </w:tc>
       </w:tr>

--- a/01-嵌入式操作系统及应用/01-教案/嵌入式操作系统及应用-32.docx
+++ b/01-嵌入式操作系统及应用/01-教案/嵌入式操作系统及应用-32.docx
@@ -235,6 +235,21 @@
                 <w:lang w:val="en-US" w:eastAsia="zh-CN"/>
               </w:rPr>
             </w:pPr>
+            <w:r>
+              <w:rPr>
+                <w:rFonts w:ascii="Segoe UI" w:hAnsi="Segoe UI" w:eastAsia="Segoe UI" w:cs="Segoe UI"/>
+                <w:i w:val="0"/>
+                <w:iCs w:val="0"/>
+                <w:caps w:val="0"/>
+                <w:spacing w:val="0"/>
+                <w:sz w:val="16"/>
+                <w:szCs w:val="16"/>
+                <w:shd w:val="clear" w:fill="FBFBFB"/>
+              </w:rPr>
+              <w:t>2026-01-16</w:t>
+            </w:r>
+            <w:bookmarkStart w:id="0" w:name="_GoBack"/>
+            <w:bookmarkEnd w:id="0"/>
           </w:p>
         </w:tc>
       </w:tr>
@@ -248,6 +263,7 @@
             <w:insideH w:val="single" w:color="auto" w:sz="4" w:space="0"/>
             <w:insideV w:val="single" w:color="auto" w:sz="4" w:space="0"/>
           </w:tblBorders>
+          <w:shd w:val="clear" w:color="auto" w:fill="FFFFFF"/>
           <w:tblCellMar>
             <w:top w:w="0" w:type="dxa"/>
             <w:left w:w="108" w:type="dxa"/>
@@ -317,33 +333,6 @@
               </w:rPr>
               <w:t>物联网2411</w:t>
             </w:r>
-            <w:r>
-              <w:rPr>
-                <w:rFonts w:hint="eastAsia" w:ascii="宋体" w:hAnsi="宋体" w:eastAsia="宋体" w:cs="宋体"/>
-                <w:sz w:val="21"/>
-                <w:szCs w:val="21"/>
-                <w:lang w:val="en-US" w:eastAsia="zh-CN"/>
-              </w:rPr>
-              <w:t>|</w:t>
-            </w:r>
-            <w:r>
-              <w:rPr>
-                <w:rFonts w:hint="eastAsia" w:ascii="宋体" w:hAnsi="宋体" w:eastAsia="宋体" w:cs="宋体"/>
-                <w:sz w:val="21"/>
-                <w:szCs w:val="21"/>
-                <w:lang w:eastAsia="zh-CN"/>
-              </w:rPr>
-              <w:t>物联网241</w:t>
-            </w:r>
-            <w:r>
-              <w:rPr>
-                <w:rFonts w:hint="eastAsia" w:ascii="宋体" w:hAnsi="宋体" w:eastAsia="宋体" w:cs="宋体"/>
-                <w:sz w:val="21"/>
-                <w:szCs w:val="21"/>
-                <w:lang w:val="en-US" w:eastAsia="zh-CN"/>
-              </w:rPr>
-              <w:t>2</w:t>
-            </w:r>
           </w:p>
         </w:tc>
         <w:tc>
@@ -417,6 +406,7 @@
             <w:insideH w:val="single" w:color="auto" w:sz="4" w:space="0"/>
             <w:insideV w:val="single" w:color="auto" w:sz="4" w:space="0"/>
           </w:tblBorders>
+          <w:shd w:val="clear" w:color="auto" w:fill="FFFFFF"/>
           <w:tblCellMar>
             <w:top w:w="0" w:type="dxa"/>
             <w:left w:w="108" w:type="dxa"/>
@@ -499,6 +489,7 @@
             <w:insideH w:val="single" w:color="auto" w:sz="4" w:space="0"/>
             <w:insideV w:val="single" w:color="auto" w:sz="4" w:space="0"/>
           </w:tblBorders>
+          <w:shd w:val="clear" w:color="auto" w:fill="FFFFFF"/>
           <w:tblCellMar>
             <w:top w:w="0" w:type="dxa"/>
             <w:left w:w="108" w:type="dxa"/>
@@ -571,8 +562,6 @@
               </w:rPr>
               <w:t>案例开发</w:t>
             </w:r>
-            <w:bookmarkStart w:id="0" w:name="_GoBack"/>
-            <w:bookmarkEnd w:id="0"/>
           </w:p>
           <w:p>
             <w:pPr>
@@ -615,6 +604,7 @@
             <w:insideH w:val="single" w:color="auto" w:sz="4" w:space="0"/>
             <w:insideV w:val="single" w:color="auto" w:sz="4" w:space="0"/>
           </w:tblBorders>
+          <w:shd w:val="clear" w:color="auto" w:fill="FFFFFF"/>
           <w:tblCellMar>
             <w:top w:w="0" w:type="dxa"/>
             <w:left w:w="108" w:type="dxa"/>
@@ -1524,6 +1514,7 @@
             <w:insideH w:val="single" w:color="auto" w:sz="4" w:space="0"/>
             <w:insideV w:val="single" w:color="auto" w:sz="4" w:space="0"/>
           </w:tblBorders>
+          <w:shd w:val="clear" w:color="auto" w:fill="FFFFFF"/>
           <w:tblCellMar>
             <w:top w:w="0" w:type="dxa"/>
             <w:left w:w="108" w:type="dxa"/>
@@ -7745,7 +7736,7 @@
     <w:lsdException w:uiPriority="99" w:name="HTML Acronym"/>
     <w:lsdException w:uiPriority="99" w:name="HTML Address"/>
     <w:lsdException w:uiPriority="99" w:name="HTML Cite"/>
-    <w:lsdException w:uiPriority="99" w:name="HTML Code"/>
+    <w:lsdException w:qFormat="1" w:uiPriority="99" w:name="HTML Code"/>
     <w:lsdException w:uiPriority="99" w:name="HTML Definition"/>
     <w:lsdException w:uiPriority="99" w:name="HTML Keyboard"/>
     <w:lsdException w:uiPriority="99" w:name="HTML Preformatted"/>
@@ -8071,6 +8062,7 @@
     <w:basedOn w:val="9"/>
     <w:semiHidden/>
     <w:unhideWhenUsed/>
+    <w:qFormat/>
     <w:uiPriority w:val="99"/>
     <w:rPr>
       <w:rFonts w:ascii="Courier New" w:hAnsi="Courier New"/>

--- a/01-嵌入式操作系统及应用/01-教案/嵌入式操作系统及应用-32.docx
+++ b/01-嵌入式操作系统及应用/01-教案/嵌入式操作系统及应用-32.docx
@@ -237,16 +237,17 @@
             </w:pPr>
             <w:r>
               <w:rPr>
-                <w:rFonts w:ascii="Segoe UI" w:hAnsi="Segoe UI" w:eastAsia="Segoe UI" w:cs="Segoe UI"/>
-                <w:i w:val="0"/>
-                <w:iCs w:val="0"/>
-                <w:caps w:val="0"/>
-                <w:spacing w:val="0"/>
-                <w:sz w:val="16"/>
-                <w:szCs w:val="16"/>
-                <w:shd w:val="clear" w:fill="FBFBFB"/>
-              </w:rPr>
-              <w:t>2026-01-16</w:t>
+                <w:rFonts w:ascii="Noto Sans SC" w:hAnsi="Noto Sans SC" w:eastAsia="Noto Sans SC" w:cs="Noto Sans SC"/>
+                <w:i w:val="0"/>
+                <w:iCs w:val="0"/>
+                <w:caps w:val="0"/>
+                <w:color w:val="000000"/>
+                <w:spacing w:val="0"/>
+                <w:sz w:val="14"/>
+                <w:szCs w:val="14"/>
+                <w:shd w:val="clear" w:fill="FFFFFF"/>
+              </w:rPr>
+              <w:t>2026-01-23</w:t>
             </w:r>
             <w:bookmarkStart w:id="0" w:name="_GoBack"/>
             <w:bookmarkEnd w:id="0"/>
@@ -331,7 +332,16 @@
                 <w:szCs w:val="21"/>
                 <w:lang w:eastAsia="zh-CN"/>
               </w:rPr>
-              <w:t>物联网2411</w:t>
+              <w:t>物联网241</w:t>
+            </w:r>
+            <w:r>
+              <w:rPr>
+                <w:rFonts w:hint="eastAsia" w:ascii="宋体" w:hAnsi="宋体" w:eastAsia="宋体" w:cs="宋体"/>
+                <w:sz w:val="21"/>
+                <w:szCs w:val="21"/>
+                <w:lang w:val="en-US" w:eastAsia="zh-CN"/>
+              </w:rPr>
+              <w:t>2</w:t>
             </w:r>
           </w:p>
         </w:tc>
